--- a/Документационное сопровождение/Отчет 3.docx
+++ b/Документационное сопровождение/Отчет 3.docx
@@ -1834,7 +1834,7 @@
           <w:r>
             <w:fldChar w:fldCharType="separate"/>
           </w:r>
-          <w:hyperlink w:anchor="_Toc227242970" w:history="1">
+          <w:hyperlink w:anchor="_Toc229595360" w:history="1">
             <w:r>
               <w:rPr>
                 <w:rStyle w:val="ae"/>
@@ -1861,7 +1861,7 @@
                 <w:noProof/>
                 <w:webHidden/>
               </w:rPr>
-              <w:instrText xml:space="preserve"> PAGEREF _Toc227242970 \h </w:instrText>
+              <w:instrText xml:space="preserve"> PAGEREF _Toc229595360 \h </w:instrText>
             </w:r>
             <w:r>
               <w:rPr>
@@ -1902,7 +1902,7 @@
               <w:lang w:eastAsia="ru-RU"/>
             </w:rPr>
           </w:pPr>
-          <w:hyperlink w:anchor="_Toc227242971" w:history="1">
+          <w:hyperlink w:anchor="_Toc229595361" w:history="1">
             <w:r>
               <w:rPr>
                 <w:rStyle w:val="ae"/>
@@ -1929,7 +1929,7 @@
                 <w:noProof/>
                 <w:webHidden/>
               </w:rPr>
-              <w:instrText xml:space="preserve"> PAGEREF _Toc227242971 \h </w:instrText>
+              <w:instrText xml:space="preserve"> PAGEREF _Toc229595361 \h </w:instrText>
             </w:r>
             <w:r>
               <w:rPr>
@@ -1970,7 +1970,7 @@
               <w:lang w:eastAsia="ru-RU"/>
             </w:rPr>
           </w:pPr>
-          <w:hyperlink w:anchor="_Toc227242972" w:history="1">
+          <w:hyperlink w:anchor="_Toc229595362" w:history="1">
             <w:r>
               <w:rPr>
                 <w:rStyle w:val="ae"/>
@@ -1997,7 +1997,7 @@
                 <w:noProof/>
                 <w:webHidden/>
               </w:rPr>
-              <w:instrText xml:space="preserve"> PAGEREF _Toc227242972 \h </w:instrText>
+              <w:instrText xml:space="preserve"> PAGEREF _Toc229595362 \h </w:instrText>
             </w:r>
             <w:r>
               <w:rPr>
@@ -2017,7 +2017,7 @@
                 <w:noProof/>
                 <w:webHidden/>
               </w:rPr>
-              <w:t>7</w:t>
+              <w:t>6</w:t>
             </w:r>
             <w:r>
               <w:rPr>
@@ -2038,7 +2038,7 @@
               <w:lang w:eastAsia="ru-RU"/>
             </w:rPr>
           </w:pPr>
-          <w:hyperlink w:anchor="_Toc227242973" w:history="1">
+          <w:hyperlink w:anchor="_Toc229595363" w:history="1">
             <w:r>
               <w:rPr>
                 <w:rStyle w:val="ae"/>
@@ -2065,7 +2065,7 @@
                 <w:noProof/>
                 <w:webHidden/>
               </w:rPr>
-              <w:instrText xml:space="preserve"> PAGEREF _Toc227242973 \h </w:instrText>
+              <w:instrText xml:space="preserve"> PAGEREF _Toc229595363 \h </w:instrText>
             </w:r>
             <w:r>
               <w:rPr>
@@ -2085,7 +2085,7 @@
                 <w:noProof/>
                 <w:webHidden/>
               </w:rPr>
-              <w:t>8</w:t>
+              <w:t>7</w:t>
             </w:r>
             <w:r>
               <w:rPr>
@@ -2109,7 +2109,7 @@
               <w:lang w:eastAsia="ru-RU"/>
             </w:rPr>
           </w:pPr>
-          <w:hyperlink w:anchor="_Toc227242974" w:history="1">
+          <w:hyperlink w:anchor="_Toc229595364" w:history="1">
             <w:r>
               <w:rPr>
                 <w:rStyle w:val="ae"/>
@@ -2136,7 +2136,7 @@
                 <w:noProof/>
                 <w:webHidden/>
               </w:rPr>
-              <w:instrText xml:space="preserve"> PAGEREF _Toc227242974 \h </w:instrText>
+              <w:instrText xml:space="preserve"> PAGEREF _Toc229595364 \h </w:instrText>
             </w:r>
             <w:r>
               <w:rPr>
@@ -2156,7 +2156,7 @@
                 <w:noProof/>
                 <w:webHidden/>
               </w:rPr>
-              <w:t>8</w:t>
+              <w:t>7</w:t>
             </w:r>
             <w:r>
               <w:rPr>
@@ -2180,7 +2180,7 @@
               <w:lang w:eastAsia="ru-RU"/>
             </w:rPr>
           </w:pPr>
-          <w:hyperlink w:anchor="_Toc227242975" w:history="1">
+          <w:hyperlink w:anchor="_Toc229595365" w:history="1">
             <w:r>
               <w:rPr>
                 <w:rStyle w:val="ae"/>
@@ -2207,7 +2207,7 @@
                 <w:noProof/>
                 <w:webHidden/>
               </w:rPr>
-              <w:instrText xml:space="preserve"> PAGEREF _Toc227242975 \h </w:instrText>
+              <w:instrText xml:space="preserve"> PAGEREF _Toc229595365 \h </w:instrText>
             </w:r>
             <w:r>
               <w:rPr>
@@ -2227,7 +2227,7 @@
                 <w:noProof/>
                 <w:webHidden/>
               </w:rPr>
-              <w:t>9</w:t>
+              <w:t>8</w:t>
             </w:r>
             <w:r>
               <w:rPr>
@@ -2251,7 +2251,7 @@
               <w:lang w:eastAsia="ru-RU"/>
             </w:rPr>
           </w:pPr>
-          <w:hyperlink w:anchor="_Toc227242976" w:history="1">
+          <w:hyperlink w:anchor="_Toc229595366" w:history="1">
             <w:r>
               <w:rPr>
                 <w:rStyle w:val="ae"/>
@@ -2278,7 +2278,7 @@
                 <w:noProof/>
                 <w:webHidden/>
               </w:rPr>
-              <w:instrText xml:space="preserve"> PAGEREF _Toc227242976 \h </w:instrText>
+              <w:instrText xml:space="preserve"> PAGEREF _Toc229595366 \h </w:instrText>
             </w:r>
             <w:r>
               <w:rPr>
@@ -2298,7 +2298,7 @@
                 <w:noProof/>
                 <w:webHidden/>
               </w:rPr>
-              <w:t>10</w:t>
+              <w:t>9</w:t>
             </w:r>
             <w:r>
               <w:rPr>
@@ -2322,7 +2322,7 @@
               <w:lang w:eastAsia="ru-RU"/>
             </w:rPr>
           </w:pPr>
-          <w:hyperlink w:anchor="_Toc227242977" w:history="1">
+          <w:hyperlink w:anchor="_Toc229595367" w:history="1">
             <w:r>
               <w:rPr>
                 <w:rStyle w:val="ae"/>
@@ -2349,7 +2349,7 @@
                 <w:noProof/>
                 <w:webHidden/>
               </w:rPr>
-              <w:instrText xml:space="preserve"> PAGEREF _Toc227242977 \h </w:instrText>
+              <w:instrText xml:space="preserve"> PAGEREF _Toc229595367 \h </w:instrText>
             </w:r>
             <w:r>
               <w:rPr>
@@ -2369,7 +2369,7 @@
                 <w:noProof/>
                 <w:webHidden/>
               </w:rPr>
-              <w:t>11</w:t>
+              <w:t>10</w:t>
             </w:r>
             <w:r>
               <w:rPr>
@@ -2390,7 +2390,7 @@
               <w:lang w:eastAsia="ru-RU"/>
             </w:rPr>
           </w:pPr>
-          <w:hyperlink w:anchor="_Toc227242978" w:history="1">
+          <w:hyperlink w:anchor="_Toc229595368" w:history="1">
             <w:r>
               <w:rPr>
                 <w:rStyle w:val="ae"/>
@@ -2417,7 +2417,7 @@
                 <w:noProof/>
                 <w:webHidden/>
               </w:rPr>
-              <w:instrText xml:space="preserve"> PAGEREF _Toc227242978 \h </w:instrText>
+              <w:instrText xml:space="preserve"> PAGEREF _Toc229595368 \h </w:instrText>
             </w:r>
             <w:r>
               <w:rPr>
@@ -2437,7 +2437,7 @@
                 <w:noProof/>
                 <w:webHidden/>
               </w:rPr>
-              <w:t>14</w:t>
+              <w:t>13</w:t>
             </w:r>
             <w:r>
               <w:rPr>
@@ -2458,7 +2458,7 @@
               <w:lang w:eastAsia="ru-RU"/>
             </w:rPr>
           </w:pPr>
-          <w:hyperlink w:anchor="_Toc227242979" w:history="1">
+          <w:hyperlink w:anchor="_Toc229595369" w:history="1">
             <w:r>
               <w:rPr>
                 <w:rStyle w:val="ae"/>
@@ -2485,7 +2485,7 @@
                 <w:noProof/>
                 <w:webHidden/>
               </w:rPr>
-              <w:instrText xml:space="preserve"> PAGEREF _Toc227242979 \h </w:instrText>
+              <w:instrText xml:space="preserve"> PAGEREF _Toc229595369 \h </w:instrText>
             </w:r>
             <w:r>
               <w:rPr>
@@ -2505,7 +2505,7 @@
                 <w:noProof/>
                 <w:webHidden/>
               </w:rPr>
-              <w:t>15</w:t>
+              <w:t>14</w:t>
             </w:r>
             <w:r>
               <w:rPr>
@@ -2526,7 +2526,7 @@
               <w:lang w:eastAsia="ru-RU"/>
             </w:rPr>
           </w:pPr>
-          <w:hyperlink w:anchor="_Toc227242980" w:history="1">
+          <w:hyperlink w:anchor="_Toc229595370" w:history="1">
             <w:r>
               <w:rPr>
                 <w:rStyle w:val="ae"/>
@@ -2553,7 +2553,7 @@
                 <w:noProof/>
                 <w:webHidden/>
               </w:rPr>
-              <w:instrText xml:space="preserve"> PAGEREF _Toc227242980 \h </w:instrText>
+              <w:instrText xml:space="preserve"> PAGEREF _Toc229595370 \h </w:instrText>
             </w:r>
             <w:r>
               <w:rPr>
@@ -2594,7 +2594,7 @@
               <w:lang w:eastAsia="ru-RU"/>
             </w:rPr>
           </w:pPr>
-          <w:hyperlink w:anchor="_Toc227242981" w:history="1">
+          <w:hyperlink w:anchor="_Toc229595371" w:history="1">
             <w:r>
               <w:rPr>
                 <w:rStyle w:val="ae"/>
@@ -2621,7 +2621,7 @@
                 <w:noProof/>
                 <w:webHidden/>
               </w:rPr>
-              <w:instrText xml:space="preserve"> PAGEREF _Toc227242981 \h </w:instrText>
+              <w:instrText xml:space="preserve"> PAGEREF _Toc229595371 \h </w:instrText>
             </w:r>
             <w:r>
               <w:rPr>
@@ -2641,7 +2641,7 @@
                 <w:noProof/>
                 <w:webHidden/>
               </w:rPr>
-              <w:t>17</w:t>
+              <w:t>18</w:t>
             </w:r>
             <w:r>
               <w:rPr>
@@ -2662,7 +2662,7 @@
               <w:lang w:eastAsia="ru-RU"/>
             </w:rPr>
           </w:pPr>
-          <w:hyperlink w:anchor="_Toc227242982" w:history="1">
+          <w:hyperlink w:anchor="_Toc229595372" w:history="1">
             <w:r>
               <w:rPr>
                 <w:rStyle w:val="ae"/>
@@ -2689,7 +2689,7 @@
                 <w:noProof/>
                 <w:webHidden/>
               </w:rPr>
-              <w:instrText xml:space="preserve"> PAGEREF _Toc227242982 \h </w:instrText>
+              <w:instrText xml:space="preserve"> PAGEREF _Toc229595372 \h </w:instrText>
             </w:r>
             <w:r>
               <w:rPr>
@@ -2709,7 +2709,7 @@
                 <w:noProof/>
                 <w:webHidden/>
               </w:rPr>
-              <w:t>18</w:t>
+              <w:t>19</w:t>
             </w:r>
             <w:r>
               <w:rPr>
@@ -2745,7 +2745,7 @@
       <w:pPr>
         <w:pStyle w:val="1"/>
       </w:pPr>
-      <w:bookmarkStart w:id="1" w:name="_Toc227242970"/>
+      <w:bookmarkStart w:id="1" w:name="_Toc229595360"/>
       <w:r>
         <w:lastRenderedPageBreak/>
         <w:t>ВВЕДЕНИЕ</w:t>
@@ -2906,7 +2906,7 @@
       <w:pPr>
         <w:pStyle w:val="1"/>
       </w:pPr>
-      <w:bookmarkStart w:id="2" w:name="_Toc227242971"/>
+      <w:bookmarkStart w:id="2" w:name="_Toc229595361"/>
       <w:r>
         <w:lastRenderedPageBreak/>
         <w:t>ОСНОВАНИЕ ДЛЯ РАЗРАБОТКИ</w:t>
@@ -2983,7 +2983,7 @@
       <w:pPr>
         <w:pStyle w:val="1"/>
       </w:pPr>
-      <w:bookmarkStart w:id="3" w:name="_Toc227242972"/>
+      <w:bookmarkStart w:id="3" w:name="_Toc229595362"/>
       <w:r>
         <w:lastRenderedPageBreak/>
         <w:t>НАЗНАЧЕНИЕ РАЗРАБОТКИ</w:t>
@@ -3058,7 +3058,7 @@
       <w:pPr>
         <w:pStyle w:val="1"/>
       </w:pPr>
-      <w:bookmarkStart w:id="4" w:name="_Toc227242973"/>
+      <w:bookmarkStart w:id="4" w:name="_Toc229595363"/>
       <w:r>
         <w:lastRenderedPageBreak/>
         <w:t>ТРЕБОВАНИЯ К ПРОГРАММЕ И ПРОГРАММНОМУ ИЗДЕЛИЮ</w:t>
@@ -3069,7 +3069,7 @@
       <w:pPr>
         <w:pStyle w:val="2"/>
       </w:pPr>
-      <w:bookmarkStart w:id="5" w:name="_Toc227242974"/>
+      <w:bookmarkStart w:id="5" w:name="_Toc229595364"/>
       <w:r>
         <w:t>Требования к функциональным характеристикам</w:t>
       </w:r>
@@ -3461,7 +3461,7 @@
       <w:pPr>
         <w:pStyle w:val="2"/>
       </w:pPr>
-      <w:bookmarkStart w:id="6" w:name="_Toc227242975"/>
+      <w:bookmarkStart w:id="6" w:name="_Toc229595365"/>
       <w:r>
         <w:t>Требования к надежности</w:t>
       </w:r>
@@ -3783,7 +3783,7 @@
       <w:pPr>
         <w:pStyle w:val="2"/>
       </w:pPr>
-      <w:bookmarkStart w:id="7" w:name="_Toc227242976"/>
+      <w:bookmarkStart w:id="7" w:name="_Toc229595366"/>
       <w:r>
         <w:lastRenderedPageBreak/>
         <w:t>Условия эксплуатации</w:t>
@@ -4354,7 +4354,7 @@
       <w:pPr>
         <w:pStyle w:val="2"/>
       </w:pPr>
-      <w:bookmarkStart w:id="8" w:name="_Toc227242977"/>
+      <w:bookmarkStart w:id="8" w:name="_Toc229595367"/>
       <w:r>
         <w:t>Требования к информационной и программной совместимости</w:t>
       </w:r>
@@ -5023,7 +5023,7 @@
       <w:pPr>
         <w:pStyle w:val="1"/>
       </w:pPr>
-      <w:bookmarkStart w:id="9" w:name="_Toc227242978"/>
+      <w:bookmarkStart w:id="9" w:name="_Toc229595368"/>
       <w:r>
         <w:lastRenderedPageBreak/>
         <w:t>ТРЕБОВАНИЯ К ПРОГРАММНОЙ ДОКУМЕНТАЦИИ</w:t>
@@ -5045,6 +5045,15 @@
     <w:p>
       <w:pPr>
         <w:pStyle w:val="a1"/>
+        <w:ind w:firstLine="0"/>
+      </w:pPr>
+      <w:r>
+        <w:t>Предварительный состав документации включает техническое задание, руководство пользователя, руководство администратора, описание программы, программу и методику испытаний, а также эксплуатационную инструкцию. Документация должна содержать сведения о назначении программы, порядке установки, настройке, использовании основных функций и восстановлении работоспособности после сбоев. При необходимости состав документации может быть уточнен на стадии разработки с учетом требований заказчика и особенностей внедрения системы.</w:t>
+      </w:r>
+    </w:p>
+    <w:p>
+      <w:pPr>
+        <w:pStyle w:val="a1"/>
         <w:numPr>
           <w:ilvl w:val="0"/>
           <w:numId w:val="6"/>
@@ -5056,9 +5065,18 @@
     </w:p>
     <w:p>
       <w:pPr>
+        <w:pStyle w:val="a1"/>
+        <w:ind w:firstLine="0"/>
+      </w:pPr>
+      <w:r>
+        <w:t>Программная документация должна быть выполнена на русском языке с использованием единых терминов, обозначений и сокращений. Все инструкции должны быть изложены в форме, понятной пользователям, администраторам и специалистам по информационной безопасности. Документация должна содержать описание ролей пользователей, порядка разграничения доступа, работы с отчетами, журналами событий и интеграциями с внешними системами. Изменения в программной документации должны фиксироваться с указанием версии документа, даты внесения изменений и краткого описания корректировок.</w:t>
+      </w:r>
+    </w:p>
+    <w:p>
+      <w:pPr>
         <w:pStyle w:val="1"/>
       </w:pPr>
-      <w:bookmarkStart w:id="10" w:name="_Toc227242979"/>
+      <w:bookmarkStart w:id="10" w:name="_Toc229595369"/>
       <w:r>
         <w:lastRenderedPageBreak/>
         <w:t>ТЕХНИКО-ЭКОНОМИЧЕСКИЕ ПОКАЗАТЕЛИ</w:t>
@@ -5080,13 +5098,18 @@
     <w:p>
       <w:pPr>
         <w:pStyle w:val="a1"/>
-        <w:numPr>
-          <w:ilvl w:val="0"/>
-          <w:numId w:val="7"/>
-        </w:numPr>
-      </w:pPr>
-      <w:r>
-        <w:t>Предполагаемая годовая потребность</w:t>
+        <w:ind w:firstLine="0"/>
+      </w:pPr>
+      <w:r>
+        <w:t xml:space="preserve">Экономическая эффективность разработки определяется снижением трудозатрат на выявление, учет и контроль устранения уязвимостей в информационной инфраструктуре организации. Внедрение программного продукта позволит сократить время ручной обработки результатов сканирования и повысить оперативность принятия решений по устранению критичных уязвимостей. Дополнительный эффект достигается за счет автоматизации отчетности, </w:t>
+      </w:r>
+      <w:proofErr w:type="spellStart"/>
+      <w:r>
+        <w:t>приоритизации</w:t>
+      </w:r>
+      <w:proofErr w:type="spellEnd"/>
+      <w:r>
+        <w:t xml:space="preserve"> проблем и контроля сроков выполнения задач. Использование системы также снижает вероятность простоев и инцидентов, связанных с несвоевременным устранением уязвимостей.</w:t>
       </w:r>
     </w:p>
     <w:p>
@@ -5098,14 +5121,56 @@
         </w:numPr>
       </w:pPr>
       <w:r>
+        <w:t>Предполагаемая годовая потребность</w:t>
+      </w:r>
+    </w:p>
+    <w:p>
+      <w:pPr>
+        <w:pStyle w:val="a1"/>
+        <w:ind w:firstLine="0"/>
+      </w:pPr>
+      <w:r>
+        <w:t>Предполагаемая годовая потребность в программном продукте определяется количеством организаций и подразделений, эксплуатирующих корпоративные информационные системы и нуждающихся в регулярном контроле уровня защищенности. Основными пользователями системы могут являться подразделения информационной безопасности, ИТ-службы, центры мониторинга и реагирования, а также руководители, отвечающие за состояние защищенности инфраструктуры. Потребность в использовании программы может возрастать при увеличении количества активов, распределенных узлов, удаленных рабочих мест и внешних интеграций. Программа может применяться как в одной организации, так и в нескольких филиалах или территориально распределенных подразделениях.</w:t>
+      </w:r>
+    </w:p>
+    <w:p>
+      <w:pPr>
+        <w:pStyle w:val="a1"/>
+        <w:numPr>
+          <w:ilvl w:val="0"/>
+          <w:numId w:val="7"/>
+        </w:numPr>
+      </w:pPr>
+      <w:r>
         <w:t>Экономические преимущества разработки</w:t>
       </w:r>
     </w:p>
     <w:p>
       <w:pPr>
+        <w:pStyle w:val="a1"/>
+        <w:ind w:firstLine="0"/>
+      </w:pPr>
+      <w:r>
+        <w:t xml:space="preserve">К основным экономическим преимуществам разработки относится уменьшение затрат на ручную инвентаризацию активов, обработку результатов сканирования и подготовку отчетности. Система позволяет централизованно хранить сведения об активах, уязвимостях, статусах устранения и выполненных мероприятиях. За счет </w:t>
+      </w:r>
+      <w:proofErr w:type="spellStart"/>
+      <w:r>
+        <w:t>приоритизации</w:t>
+      </w:r>
+      <w:proofErr w:type="spellEnd"/>
+      <w:r>
+        <w:t xml:space="preserve"> уязвимостей организация может </w:t>
+      </w:r>
+      <w:r>
+        <w:lastRenderedPageBreak/>
+        <w:t>направлять ресурсы в первую очередь на устранение наиболее критичных проблем. Дополнительным преимуществом является повышение прозрачности работы исполнителей и снижение риска штрафных, организационных и технических последствий из-за несвоевременного устранения уязвимостей.</w:t>
+      </w:r>
+    </w:p>
+    <w:p>
+      <w:pPr>
         <w:pStyle w:val="1"/>
       </w:pPr>
-      <w:bookmarkStart w:id="11" w:name="_Toc227242980"/>
+      <w:bookmarkStart w:id="11" w:name="_Toc229595370"/>
       <w:r>
         <w:lastRenderedPageBreak/>
         <w:t>СТАДИИ И ЭТАПЫ РАЗРА</w:t>
@@ -5117,6 +5182,98 @@
         <w:t>ОКИ</w:t>
       </w:r>
       <w:bookmarkEnd w:id="11"/>
+    </w:p>
+    <w:p>
+      <w:pPr>
+        <w:pStyle w:val="a1"/>
+        <w:numPr>
+          <w:ilvl w:val="0"/>
+          <w:numId w:val="40"/>
+        </w:numPr>
+      </w:pPr>
+      <w:r>
+        <w:t>Стадии разработки</w:t>
+      </w:r>
+    </w:p>
+    <w:p>
+      <w:pPr>
+        <w:pStyle w:val="a1"/>
+        <w:ind w:firstLine="0"/>
+      </w:pPr>
+      <w:r>
+        <w:t>Разработка программного продукта должна выполняться поэтапно с последовательным уточнением требований, проектированием, реализацией и проверкой работоспособности системы. Основными стадиями разработки являются анализ требований, техническое проектирование, программная реализация, тестирование, подготовка документации и внедрение. На каждой стадии должны быть определены результаты работ, подлежащие проверке и согласованию с заказчиком. Завершение каждой стадии является основанием для перехода к следующему этапу разработки.</w:t>
+      </w:r>
+    </w:p>
+    <w:p>
+      <w:pPr>
+        <w:pStyle w:val="a1"/>
+        <w:numPr>
+          <w:ilvl w:val="0"/>
+          <w:numId w:val="40"/>
+        </w:numPr>
+      </w:pPr>
+      <w:r>
+        <w:t>Этапы разработки</w:t>
+      </w:r>
+    </w:p>
+    <w:p>
+      <w:pPr>
+        <w:pStyle w:val="a1"/>
+        <w:ind w:firstLine="0"/>
+      </w:pPr>
+      <w:r>
+        <w:t xml:space="preserve">На первом этапе выполняется анализ предметной области, уточнение требований заказчика и определение состава функций программного продукта. На втором этапе разрабатывается архитектура системы, структура базы данных, схема взаимодействия компонентов и перечень внешних интеграций. На третьем этапе выполняется программная реализация основных модулей, включая модуль инвентаризации активов, модуль сканирования, модуль </w:t>
+      </w:r>
+      <w:proofErr w:type="spellStart"/>
+      <w:r>
+        <w:t>приоритизации</w:t>
+      </w:r>
+      <w:proofErr w:type="spellEnd"/>
+      <w:r>
+        <w:t>, модуль отчетности и подсистему журналирования. На завершающих этапах проводятся испытания, исправление выявленных замечаний, подготовка документации и передача программного продукта в опытную или промышленную эксплуатацию.</w:t>
+      </w:r>
+    </w:p>
+    <w:p>
+      <w:pPr>
+        <w:pStyle w:val="a1"/>
+        <w:ind w:firstLine="0"/>
+      </w:pPr>
+    </w:p>
+    <w:p>
+      <w:pPr>
+        <w:pStyle w:val="a1"/>
+        <w:numPr>
+          <w:ilvl w:val="0"/>
+          <w:numId w:val="40"/>
+        </w:numPr>
+      </w:pPr>
+      <w:r>
+        <w:t>Содержание работ по стадиям</w:t>
+      </w:r>
+    </w:p>
+    <w:p>
+      <w:pPr>
+        <w:pStyle w:val="a1"/>
+        <w:ind w:firstLine="0"/>
+      </w:pPr>
+      <w:r>
+        <w:t xml:space="preserve">На стадии анализа требований выполняется сбор исходных данных, описание бизнес-процессов управления уязвимостями и формирование перечня функциональных и нефункциональных требований. На стадии проектирования определяются состав программных компонентов, логика обработки данных, требования к интерфейсам и порядок взаимодействия с внешними системами. На стадии реализации выполняется разработка программного кода, настройка базы данных, создание пользовательского интерфейса и реализация </w:t>
+      </w:r>
+      <w:r>
+        <w:lastRenderedPageBreak/>
+        <w:t>механизмов разграничения доступа. На стадии испытаний проверяется соответствие программы требованиям технического задания, корректность выполнения функций, надежность работы и правильность формирования отчетов. На стадии внедрения осуществляется установка программы, первичная настройка, загрузка исходных данных, обучение пользователей и передача документации заказчику.</w:t>
+      </w:r>
+    </w:p>
+    <w:p>
+      <w:pPr>
+        <w:pStyle w:val="1"/>
+      </w:pPr>
+      <w:bookmarkStart w:id="12" w:name="_Toc229595371"/>
+      <w:r>
+        <w:lastRenderedPageBreak/>
+        <w:t>ПОРЯДОК ПРИЕМА И КОНТРОЛЯ</w:t>
+      </w:r>
+      <w:bookmarkEnd w:id="12"/>
     </w:p>
     <w:p>
       <w:pPr>
@@ -5127,7 +5284,31 @@
         </w:numPr>
       </w:pPr>
       <w:r>
-        <w:t>Стадии разработки</w:t>
+        <w:t>Виды испытаний</w:t>
+      </w:r>
+    </w:p>
+    <w:p>
+      <w:pPr>
+        <w:ind w:left="720" w:firstLine="0"/>
+      </w:pPr>
+      <w:r>
+        <w:t>Приемо-сдаточные испытания</w:t>
+      </w:r>
+    </w:p>
+    <w:p>
+      <w:pPr>
+        <w:ind w:left="720" w:firstLine="0"/>
+      </w:pPr>
+      <w:r>
+        <w:t>Проводятся согласно «Программе и методике и испытания»</w:t>
+      </w:r>
+    </w:p>
+    <w:p>
+      <w:pPr>
+        <w:ind w:left="720" w:firstLine="0"/>
+      </w:pPr>
+      <w:r>
+        <w:t>Ход испытания фиксируется в протоколе</w:t>
       </w:r>
     </w:p>
     <w:p>
@@ -5139,77 +5320,6 @@
         </w:numPr>
       </w:pPr>
       <w:r>
-        <w:t>Этапы разработки</w:t>
-      </w:r>
-    </w:p>
-    <w:p>
-      <w:pPr>
-        <w:pStyle w:val="a1"/>
-        <w:numPr>
-          <w:ilvl w:val="0"/>
-          <w:numId w:val="10"/>
-        </w:numPr>
-      </w:pPr>
-      <w:r>
-        <w:t>Содержание работ по стадиям</w:t>
-      </w:r>
-    </w:p>
-    <w:p>
-      <w:pPr>
-        <w:pStyle w:val="1"/>
-      </w:pPr>
-      <w:bookmarkStart w:id="12" w:name="_Toc227242981"/>
-      <w:r>
-        <w:lastRenderedPageBreak/>
-        <w:t>ПОРЯДОК ПРИЕМА И КОНТРОЛЯ</w:t>
-      </w:r>
-      <w:bookmarkEnd w:id="12"/>
-    </w:p>
-    <w:p>
-      <w:pPr>
-        <w:pStyle w:val="a1"/>
-        <w:numPr>
-          <w:ilvl w:val="0"/>
-          <w:numId w:val="11"/>
-        </w:numPr>
-      </w:pPr>
-      <w:r>
-        <w:t>Виды испытаний</w:t>
-      </w:r>
-    </w:p>
-    <w:p>
-      <w:pPr>
-        <w:ind w:left="720" w:firstLine="0"/>
-      </w:pPr>
-      <w:r>
-        <w:t>Приемо-сдаточные испытания</w:t>
-      </w:r>
-    </w:p>
-    <w:p>
-      <w:pPr>
-        <w:ind w:left="720" w:firstLine="0"/>
-      </w:pPr>
-      <w:r>
-        <w:t>Проводятся согласно «Программе и методике и испытания»</w:t>
-      </w:r>
-    </w:p>
-    <w:p>
-      <w:pPr>
-        <w:ind w:left="720" w:firstLine="0"/>
-      </w:pPr>
-      <w:r>
-        <w:t>Ход испытания фиксируется в протоколе</w:t>
-      </w:r>
-    </w:p>
-    <w:p>
-      <w:pPr>
-        <w:pStyle w:val="a1"/>
-        <w:numPr>
-          <w:ilvl w:val="0"/>
-          <w:numId w:val="11"/>
-        </w:numPr>
-      </w:pPr>
-      <w:r>
         <w:t>Общие сведения о порядке испытаний</w:t>
       </w:r>
     </w:p>
@@ -5237,7 +5347,7 @@
           <w:numId w:val="0"/>
         </w:numPr>
       </w:pPr>
-      <w:bookmarkStart w:id="13" w:name="_Toc227242982"/>
+      <w:bookmarkStart w:id="13" w:name="_Toc229595372"/>
       <w:r>
         <w:lastRenderedPageBreak/>
         <w:t>П</w:t>
@@ -5246,6 +5356,83 @@
         <w:t>ЕРЕЧЕНЬ СОКРАЩЕНИЙ</w:t>
       </w:r>
       <w:bookmarkEnd w:id="13"/>
+    </w:p>
+    <w:p>
+      <w:pPr>
+        <w:ind w:left="720" w:firstLine="0"/>
+      </w:pPr>
+      <w:r>
+        <w:t>БДУ ФСТЭК</w:t>
+      </w:r>
+      <w:r>
+        <w:t xml:space="preserve"> — банк данных угроз безопасности информации Федеральной службы по техническому и экспортному контролю.</w:t>
+      </w:r>
+    </w:p>
+    <w:p>
+      <w:pPr>
+        <w:ind w:left="720" w:firstLine="0"/>
+      </w:pPr>
+      <w:r>
+        <w:t>ИБ — информационная безопасность.</w:t>
+      </w:r>
+    </w:p>
+    <w:p>
+      <w:pPr>
+        <w:ind w:left="720" w:firstLine="0"/>
+      </w:pPr>
+      <w:r>
+        <w:t>ИТ — информационные технологии.</w:t>
+      </w:r>
+    </w:p>
+    <w:p>
+      <w:pPr>
+        <w:ind w:left="720" w:firstLine="0"/>
+      </w:pPr>
+      <w:r>
+        <w:t>КАУ-2026 — условное обозначение темы разработки «Комплекс аналитики уязвимостей».</w:t>
+      </w:r>
+    </w:p>
+    <w:p>
+      <w:pPr>
+        <w:ind w:left="720" w:firstLine="0"/>
+      </w:pPr>
+      <w:r>
+        <w:t>СУБД — система управления базами данных.</w:t>
+      </w:r>
+    </w:p>
+    <w:p>
+      <w:pPr>
+        <w:ind w:left="720" w:firstLine="0"/>
+      </w:pPr>
+      <w:r>
+        <w:t xml:space="preserve">API — Application </w:t>
+      </w:r>
+      <w:proofErr w:type="spellStart"/>
+      <w:r>
+        <w:t>Programming</w:t>
+      </w:r>
+      <w:proofErr w:type="spellEnd"/>
+      <w:r>
+        <w:t xml:space="preserve"> Interface, </w:t>
+      </w:r>
+      <w:r>
+        <w:t>программный</w:t>
+      </w:r>
+      <w:r>
+        <w:t xml:space="preserve"> </w:t>
+      </w:r>
+      <w:r>
+        <w:t>интерфейс</w:t>
+      </w:r>
+      <w:r>
+        <w:t xml:space="preserve"> </w:t>
+      </w:r>
+      <w:r>
+        <w:t>приложения</w:t>
+      </w:r>
+      <w:r>
+        <w:t>.</w:t>
+      </w:r>
     </w:p>
     <w:sectPr>
       <w:headerReference w:type="default" r:id="rId8"/>
@@ -8516,6 +8703,95 @@
     </w:lvl>
   </w:abstractNum>
   <w:abstractNum w:abstractNumId="25" w15:restartNumberingAfterBreak="0">
+    <w:nsid w:val="69F81247"/>
+    <w:multiLevelType w:val="hybridMultilevel"/>
+    <w:tmpl w:val="C284CF64"/>
+    <w:lvl w:ilvl="0" w:tplc="1496321E">
+      <w:start w:val="1"/>
+      <w:numFmt w:val="decimal"/>
+      <w:lvlText w:val="7.%1"/>
+      <w:lvlJc w:val="left"/>
+      <w:pPr>
+        <w:ind w:left="720" w:hanging="360"/>
+      </w:pPr>
+      <w:rPr>
+        <w:rFonts w:hint="default"/>
+      </w:rPr>
+    </w:lvl>
+    <w:lvl w:ilvl="1" w:tplc="04190019" w:tentative="1">
+      <w:start w:val="1"/>
+      <w:numFmt w:val="lowerLetter"/>
+      <w:lvlText w:val="%2."/>
+      <w:lvlJc w:val="left"/>
+      <w:pPr>
+        <w:ind w:left="1440" w:hanging="360"/>
+      </w:pPr>
+    </w:lvl>
+    <w:lvl w:ilvl="2" w:tplc="0419001B" w:tentative="1">
+      <w:start w:val="1"/>
+      <w:numFmt w:val="lowerRoman"/>
+      <w:lvlText w:val="%3."/>
+      <w:lvlJc w:val="right"/>
+      <w:pPr>
+        <w:ind w:left="2160" w:hanging="180"/>
+      </w:pPr>
+    </w:lvl>
+    <w:lvl w:ilvl="3" w:tplc="0419000F" w:tentative="1">
+      <w:start w:val="1"/>
+      <w:numFmt w:val="decimal"/>
+      <w:lvlText w:val="%4."/>
+      <w:lvlJc w:val="left"/>
+      <w:pPr>
+        <w:ind w:left="2880" w:hanging="360"/>
+      </w:pPr>
+    </w:lvl>
+    <w:lvl w:ilvl="4" w:tplc="04190019" w:tentative="1">
+      <w:start w:val="1"/>
+      <w:numFmt w:val="lowerLetter"/>
+      <w:lvlText w:val="%5."/>
+      <w:lvlJc w:val="left"/>
+      <w:pPr>
+        <w:ind w:left="3600" w:hanging="360"/>
+      </w:pPr>
+    </w:lvl>
+    <w:lvl w:ilvl="5" w:tplc="0419001B" w:tentative="1">
+      <w:start w:val="1"/>
+      <w:numFmt w:val="lowerRoman"/>
+      <w:lvlText w:val="%6."/>
+      <w:lvlJc w:val="right"/>
+      <w:pPr>
+        <w:ind w:left="4320" w:hanging="180"/>
+      </w:pPr>
+    </w:lvl>
+    <w:lvl w:ilvl="6" w:tplc="0419000F" w:tentative="1">
+      <w:start w:val="1"/>
+      <w:numFmt w:val="decimal"/>
+      <w:lvlText w:val="%7."/>
+      <w:lvlJc w:val="left"/>
+      <w:pPr>
+        <w:ind w:left="5040" w:hanging="360"/>
+      </w:pPr>
+    </w:lvl>
+    <w:lvl w:ilvl="7" w:tplc="04190019" w:tentative="1">
+      <w:start w:val="1"/>
+      <w:numFmt w:val="lowerLetter"/>
+      <w:lvlText w:val="%8."/>
+      <w:lvlJc w:val="left"/>
+      <w:pPr>
+        <w:ind w:left="5760" w:hanging="360"/>
+      </w:pPr>
+    </w:lvl>
+    <w:lvl w:ilvl="8" w:tplc="0419001B" w:tentative="1">
+      <w:start w:val="1"/>
+      <w:numFmt w:val="lowerRoman"/>
+      <w:lvlText w:val="%9."/>
+      <w:lvlJc w:val="right"/>
+      <w:pPr>
+        <w:ind w:left="6480" w:hanging="180"/>
+      </w:pPr>
+    </w:lvl>
+  </w:abstractNum>
+  <w:abstractNum w:abstractNumId="26" w15:restartNumberingAfterBreak="0">
     <w:nsid w:val="6C1936B5"/>
     <w:multiLevelType w:val="multilevel"/>
     <w:tmpl w:val="1E201588"/>
@@ -8664,7 +8940,7 @@
       </w:rPr>
     </w:lvl>
   </w:abstractNum>
-  <w:abstractNum w:abstractNumId="26" w15:restartNumberingAfterBreak="0">
+  <w:abstractNum w:abstractNumId="27" w15:restartNumberingAfterBreak="0">
     <w:nsid w:val="6E546BD7"/>
     <w:multiLevelType w:val="multilevel"/>
     <w:tmpl w:val="2C2CDD7E"/>
@@ -8818,7 +9094,97 @@
       </w:rPr>
     </w:lvl>
   </w:abstractNum>
-  <w:abstractNum w:abstractNumId="27" w15:restartNumberingAfterBreak="0">
+  <w:abstractNum w:abstractNumId="28" w15:restartNumberingAfterBreak="0">
+    <w:nsid w:val="71004C4F"/>
+    <w:multiLevelType w:val="hybridMultilevel"/>
+    <w:tmpl w:val="86F286C2"/>
+    <w:lvl w:ilvl="0" w:tplc="ED706454">
+      <w:start w:val="1"/>
+      <w:numFmt w:val="decimal"/>
+      <w:suff w:val="space"/>
+      <w:lvlText w:val="6.%1"/>
+      <w:lvlJc w:val="left"/>
+      <w:pPr>
+        <w:ind w:left="720" w:hanging="360"/>
+      </w:pPr>
+      <w:rPr>
+        <w:rFonts w:hint="default"/>
+      </w:rPr>
+    </w:lvl>
+    <w:lvl w:ilvl="1" w:tplc="04190019" w:tentative="1">
+      <w:start w:val="1"/>
+      <w:numFmt w:val="lowerLetter"/>
+      <w:lvlText w:val="%2."/>
+      <w:lvlJc w:val="left"/>
+      <w:pPr>
+        <w:ind w:left="1440" w:hanging="360"/>
+      </w:pPr>
+    </w:lvl>
+    <w:lvl w:ilvl="2" w:tplc="0419001B" w:tentative="1">
+      <w:start w:val="1"/>
+      <w:numFmt w:val="lowerRoman"/>
+      <w:lvlText w:val="%3."/>
+      <w:lvlJc w:val="right"/>
+      <w:pPr>
+        <w:ind w:left="2160" w:hanging="180"/>
+      </w:pPr>
+    </w:lvl>
+    <w:lvl w:ilvl="3" w:tplc="0419000F" w:tentative="1">
+      <w:start w:val="1"/>
+      <w:numFmt w:val="decimal"/>
+      <w:lvlText w:val="%4."/>
+      <w:lvlJc w:val="left"/>
+      <w:pPr>
+        <w:ind w:left="2880" w:hanging="360"/>
+      </w:pPr>
+    </w:lvl>
+    <w:lvl w:ilvl="4" w:tplc="04190019" w:tentative="1">
+      <w:start w:val="1"/>
+      <w:numFmt w:val="lowerLetter"/>
+      <w:lvlText w:val="%5."/>
+      <w:lvlJc w:val="left"/>
+      <w:pPr>
+        <w:ind w:left="3600" w:hanging="360"/>
+      </w:pPr>
+    </w:lvl>
+    <w:lvl w:ilvl="5" w:tplc="0419001B" w:tentative="1">
+      <w:start w:val="1"/>
+      <w:numFmt w:val="lowerRoman"/>
+      <w:lvlText w:val="%6."/>
+      <w:lvlJc w:val="right"/>
+      <w:pPr>
+        <w:ind w:left="4320" w:hanging="180"/>
+      </w:pPr>
+    </w:lvl>
+    <w:lvl w:ilvl="6" w:tplc="0419000F" w:tentative="1">
+      <w:start w:val="1"/>
+      <w:numFmt w:val="decimal"/>
+      <w:lvlText w:val="%7."/>
+      <w:lvlJc w:val="left"/>
+      <w:pPr>
+        <w:ind w:left="5040" w:hanging="360"/>
+      </w:pPr>
+    </w:lvl>
+    <w:lvl w:ilvl="7" w:tplc="04190019" w:tentative="1">
+      <w:start w:val="1"/>
+      <w:numFmt w:val="lowerLetter"/>
+      <w:lvlText w:val="%8."/>
+      <w:lvlJc w:val="left"/>
+      <w:pPr>
+        <w:ind w:left="5760" w:hanging="360"/>
+      </w:pPr>
+    </w:lvl>
+    <w:lvl w:ilvl="8" w:tplc="0419001B" w:tentative="1">
+      <w:start w:val="1"/>
+      <w:numFmt w:val="lowerRoman"/>
+      <w:lvlText w:val="%9."/>
+      <w:lvlJc w:val="right"/>
+      <w:pPr>
+        <w:ind w:left="6480" w:hanging="180"/>
+      </w:pPr>
+    </w:lvl>
+  </w:abstractNum>
+  <w:abstractNum w:abstractNumId="29" w15:restartNumberingAfterBreak="0">
     <w:nsid w:val="725A461D"/>
     <w:multiLevelType w:val="hybridMultilevel"/>
     <w:tmpl w:val="C35AE2F0"/>
@@ -8908,7 +9274,7 @@
       </w:pPr>
     </w:lvl>
   </w:abstractNum>
-  <w:abstractNum w:abstractNumId="28" w15:restartNumberingAfterBreak="0">
+  <w:abstractNum w:abstractNumId="30" w15:restartNumberingAfterBreak="0">
     <w:nsid w:val="72DD6A6E"/>
     <w:multiLevelType w:val="hybridMultilevel"/>
     <w:tmpl w:val="4926C124"/>
@@ -9000,7 +9366,7 @@
       </w:pPr>
     </w:lvl>
   </w:abstractNum>
-  <w:abstractNum w:abstractNumId="29" w15:restartNumberingAfterBreak="0">
+  <w:abstractNum w:abstractNumId="31" w15:restartNumberingAfterBreak="0">
     <w:nsid w:val="76DF2798"/>
     <w:multiLevelType w:val="multilevel"/>
     <w:tmpl w:val="0D048CF2"/>
@@ -9154,7 +9520,7 @@
       </w:rPr>
     </w:lvl>
   </w:abstractNum>
-  <w:abstractNum w:abstractNumId="30" w15:restartNumberingAfterBreak="0">
+  <w:abstractNum w:abstractNumId="32" w15:restartNumberingAfterBreak="0">
     <w:nsid w:val="77985DE0"/>
     <w:multiLevelType w:val="multilevel"/>
     <w:tmpl w:val="7B20FE94"/>
@@ -9304,7 +9670,7 @@
       </w:rPr>
     </w:lvl>
   </w:abstractNum>
-  <w:abstractNum w:abstractNumId="31" w15:restartNumberingAfterBreak="0">
+  <w:abstractNum w:abstractNumId="33" w15:restartNumberingAfterBreak="0">
     <w:nsid w:val="7847027A"/>
     <w:multiLevelType w:val="multilevel"/>
     <w:tmpl w:val="353C9B6A"/>
@@ -9454,15 +9820,15 @@
       </w:rPr>
     </w:lvl>
   </w:abstractNum>
-  <w:abstractNum w:abstractNumId="32" w15:restartNumberingAfterBreak="0">
+  <w:abstractNum w:abstractNumId="34" w15:restartNumberingAfterBreak="0">
     <w:nsid w:val="79797C7F"/>
     <w:multiLevelType w:val="hybridMultilevel"/>
-    <w:tmpl w:val="8A8453C2"/>
-    <w:lvl w:ilvl="0" w:tplc="0C28DB60">
+    <w:tmpl w:val="86F286C2"/>
+    <w:lvl w:ilvl="0" w:tplc="ED706454">
       <w:start w:val="1"/>
       <w:numFmt w:val="decimal"/>
       <w:suff w:val="space"/>
-      <w:lvlText w:val="7.%1"/>
+      <w:lvlText w:val="6.%1"/>
       <w:lvlJc w:val="left"/>
       <w:pPr>
         <w:ind w:left="720" w:hanging="360"/>
@@ -9544,7 +9910,7 @@
       </w:pPr>
     </w:lvl>
   </w:abstractNum>
-  <w:abstractNum w:abstractNumId="33" w15:restartNumberingAfterBreak="0">
+  <w:abstractNum w:abstractNumId="35" w15:restartNumberingAfterBreak="0">
     <w:nsid w:val="7A3D5ACD"/>
     <w:multiLevelType w:val="multilevel"/>
     <w:tmpl w:val="66FEB5B8"/>
@@ -9693,7 +10059,7 @@
       </w:rPr>
     </w:lvl>
   </w:abstractNum>
-  <w:abstractNum w:abstractNumId="34" w15:restartNumberingAfterBreak="0">
+  <w:abstractNum w:abstractNumId="36" w15:restartNumberingAfterBreak="0">
     <w:nsid w:val="7BFB11DD"/>
     <w:multiLevelType w:val="multilevel"/>
     <w:tmpl w:val="DE3ADE3A"/>
@@ -9858,10 +10224,10 @@
     <w:abstractNumId w:val="24"/>
   </w:num>
   <w:num w:numId="6">
-    <w:abstractNumId w:val="27"/>
+    <w:abstractNumId w:val="29"/>
   </w:num>
   <w:num w:numId="7">
-    <w:abstractNumId w:val="32"/>
+    <w:abstractNumId w:val="34"/>
   </w:num>
   <w:num w:numId="8">
     <w:abstractNumId w:val="15"/>
@@ -9876,7 +10242,7 @@
     <w:abstractNumId w:val="0"/>
   </w:num>
   <w:num w:numId="12">
-    <w:abstractNumId w:val="28"/>
+    <w:abstractNumId w:val="30"/>
   </w:num>
   <w:num w:numId="13">
     <w:abstractNumId w:val="7"/>
@@ -9897,13 +10263,13 @@
     <w:abstractNumId w:val="14"/>
   </w:num>
   <w:num w:numId="19">
-    <w:abstractNumId w:val="33"/>
+    <w:abstractNumId w:val="35"/>
   </w:num>
   <w:num w:numId="20">
-    <w:abstractNumId w:val="34"/>
+    <w:abstractNumId w:val="36"/>
   </w:num>
   <w:num w:numId="21">
-    <w:abstractNumId w:val="25"/>
+    <w:abstractNumId w:val="26"/>
   </w:num>
   <w:num w:numId="22">
     <w:abstractNumId w:val="2"/>
@@ -9912,7 +10278,7 @@
     <w:abstractNumId w:val="18"/>
   </w:num>
   <w:num w:numId="24">
-    <w:abstractNumId w:val="31"/>
+    <w:abstractNumId w:val="33"/>
   </w:num>
   <w:num w:numId="25">
     <w:abstractNumId w:val="4"/>
@@ -9921,7 +10287,7 @@
     <w:abstractNumId w:val="16"/>
   </w:num>
   <w:num w:numId="27">
-    <w:abstractNumId w:val="29"/>
+    <w:abstractNumId w:val="31"/>
   </w:num>
   <w:num w:numId="28">
     <w:abstractNumId w:val="19"/>
@@ -9939,13 +10305,13 @@
     <w:abstractNumId w:val="17"/>
   </w:num>
   <w:num w:numId="33">
-    <w:abstractNumId w:val="26"/>
+    <w:abstractNumId w:val="27"/>
   </w:num>
   <w:num w:numId="34">
     <w:abstractNumId w:val="23"/>
   </w:num>
   <w:num w:numId="35">
-    <w:abstractNumId w:val="30"/>
+    <w:abstractNumId w:val="32"/>
   </w:num>
   <w:num w:numId="36">
     <w:abstractNumId w:val="2"/>
@@ -9955,6 +10321,12 @@
   </w:num>
   <w:num w:numId="38">
     <w:abstractNumId w:val="2"/>
+  </w:num>
+  <w:num w:numId="39">
+    <w:abstractNumId w:val="28"/>
+  </w:num>
+  <w:num w:numId="40">
+    <w:abstractNumId w:val="25"/>
   </w:num>
 </w:numbering>
 </file>
